--- a/zht/docx/11.content.docx
+++ b/zht/docx/11.content.docx
@@ -7029,19 +7029,7 @@
         <w:rPr>
           <w:lang w:val="zh_TW" w:bidi="zh_TW"/>
         </w:rPr>
-        <w:t>所羅門作王第四年大約是公元前967年。將數字480年視為真實年期，得出以色列人出埃及的日期大約是公元前1446年。那些認為這個數字具有象徵意義的人（12代乘以每代四十年），則建議出埃及是發生在較晚的年期，大約是公元前1270年（見</w:t>
-      </w:r>
-      <w:r>
-        <w:rPr>
-          <w:lang w:val="zh_TW" w:bidi="zh_TW"/>
-        </w:rPr>
-        <w:t>出埃及記書簡介</w:t>
-      </w:r>
-      <w:r>
-        <w:rPr>
-          <w:lang w:val="zh_TW" w:bidi="zh_TW"/>
-        </w:rPr>
-        <w:t>，「出埃及的日期」）。</w:t>
+        <w:t>所羅門作王第四年大約是公元前967年。將數字480年視為真實年期，得出以色列人出埃及的日期大約是公元前1446年。那些認為這個數字具有象徵意義的人（12代乘以每代四十年），則建議出埃及是發生在較晚的年期，大約是公元前1270年（見出埃及記書簡介，「出埃及的日期」）。</w:t>
       </w:r>
       <w:r>
         <w:rPr>
